--- a/API test/API.docx
+++ b/API test/API.docx
@@ -92,11 +92,89 @@
         <w:widowControl/>
         <w:suppressLineNumbers w:val="0"/>
       </w:pPr>
+      <w:r>
+        <w:t>Returns result</w:t>
+      </w:r>
+    </w:p>
+    <w:p>
+      <w:pPr>
+        <w:pStyle w:val="2"/>
+        <w:keepNext w:val="0"/>
+        <w:keepLines w:val="0"/>
+        <w:widowControl/>
+        <w:suppressLineNumbers w:val="0"/>
+      </w:pPr>
       <w:bookmarkStart w:id="0" w:name="_GoBack"/>
       <w:bookmarkEnd w:id="0"/>
-      <w:r>
-        <w:t>Returns result</w:t>
-      </w:r>
+    </w:p>
+    <w:p>
+      <w:pPr>
+        <w:pStyle w:val="2"/>
+        <w:keepNext w:val="0"/>
+        <w:keepLines w:val="0"/>
+        <w:widowControl/>
+        <w:suppressLineNumbers w:val="0"/>
+      </w:pPr>
+      <w:r>
+        <w:t>Potential APIs required for the frontend:</w:t>
+      </w:r>
+    </w:p>
+    <w:p>
+      <w:pPr>
+        <w:pStyle w:val="2"/>
+        <w:keepNext w:val="0"/>
+        <w:keepLines w:val="0"/>
+        <w:widowControl/>
+        <w:suppressLineNumbers w:val="0"/>
+      </w:pPr>
+      <w:r>
+        <w:t>Amap route planning, dynamic maps, and other APIs;</w:t>
+      </w:r>
+    </w:p>
+    <w:p>
+      <w:pPr>
+        <w:pStyle w:val="2"/>
+        <w:keepNext w:val="0"/>
+        <w:keepLines w:val="0"/>
+        <w:widowControl/>
+        <w:suppressLineNumbers w:val="0"/>
+      </w:pPr>
+      <w:r>
+        <w:t>Yujian Xiamen traffic monitoring platform API;</w:t>
+      </w:r>
+    </w:p>
+    <w:p>
+      <w:pPr>
+        <w:pStyle w:val="2"/>
+        <w:keepNext w:val="0"/>
+        <w:keepLines w:val="0"/>
+        <w:widowControl/>
+        <w:suppressLineNumbers w:val="0"/>
+      </w:pPr>
+      <w:r>
+        <w:t>Meituan Local Life food API;</w:t>
+      </w:r>
+    </w:p>
+    <w:p>
+      <w:pPr>
+        <w:pStyle w:val="2"/>
+        <w:keepNext w:val="0"/>
+        <w:keepLines w:val="0"/>
+        <w:widowControl/>
+        <w:suppressLineNumbers w:val="0"/>
+      </w:pPr>
+      <w:r>
+        <w:t>Official ticketing website APIs for relevant tourist attractions.</w:t>
+      </w:r>
+    </w:p>
+    <w:p>
+      <w:pPr>
+        <w:pStyle w:val="2"/>
+        <w:keepNext w:val="0"/>
+        <w:keepLines w:val="0"/>
+        <w:widowControl/>
+        <w:suppressLineNumbers w:val="0"/>
+      </w:pPr>
     </w:p>
     <w:p/>
     <w:sectPr>
